--- a/docs/VitroVision_Proposal_YSC.docx
+++ b/docs/VitroVision_Proposal_YSC.docx
@@ -4,6 +4,7 @@
   <w:body>
     <w:p>
       <w:pPr>
+        <w:spacing w:line="276" w:lineRule="auto"/>
         <w:jc w:val="right"/>
       </w:pPr>
       <w:r>
@@ -17,7 +18,8 @@
     </w:p>
     <w:p>
       <w:pPr>
-        <w:jc w:val="thaiDistribute"/>
+        <w:spacing w:line="276" w:lineRule="auto"/>
+        <w:jc w:val="left"/>
       </w:pPr>
     </w:p>
     <w:tbl>
@@ -68,12 +70,12 @@
           </w:p>
           <w:p>
             <w:pPr>
-              <w:jc w:val="thaiDistribute"/>
-            </w:pPr>
-          </w:p>
-          <w:p>
-            <w:pPr>
-              <w:jc w:val="thaiDistribute"/>
+              <w:jc w:val="left"/>
+            </w:pPr>
+          </w:p>
+          <w:p>
+            <w:pPr>
+              <w:jc w:val="left"/>
             </w:pPr>
             <w:r>
               <w:rPr>
@@ -86,7 +88,7 @@
           </w:p>
           <w:p>
             <w:pPr>
-              <w:jc w:val="thaiDistribute"/>
+              <w:jc w:val="left"/>
             </w:pPr>
             <w:r>
               <w:rPr>
@@ -99,7 +101,7 @@
           </w:p>
           <w:p>
             <w:pPr>
-              <w:jc w:val="thaiDistribute"/>
+              <w:jc w:val="left"/>
             </w:pPr>
             <w:r>
               <w:rPr>
@@ -112,7 +114,7 @@
           </w:p>
           <w:p>
             <w:pPr>
-              <w:jc w:val="thaiDistribute"/>
+              <w:jc w:val="left"/>
             </w:pPr>
             <w:r>
               <w:rPr>
@@ -125,7 +127,7 @@
           </w:p>
           <w:p>
             <w:pPr>
-              <w:jc w:val="thaiDistribute"/>
+              <w:jc w:val="left"/>
             </w:pPr>
             <w:r>
               <w:rPr>
@@ -138,7 +140,7 @@
           </w:p>
           <w:p>
             <w:pPr>
-              <w:jc w:val="thaiDistribute"/>
+              <w:jc w:val="left"/>
             </w:pPr>
             <w:r>
               <w:rPr>
@@ -154,11 +156,13 @@
     </w:tbl>
     <w:p>
       <w:pPr>
-        <w:jc w:val="thaiDistribute"/>
-      </w:pPr>
-    </w:p>
-    <w:p>
-      <w:pPr>
+        <w:spacing w:line="276" w:lineRule="auto"/>
+        <w:jc w:val="left"/>
+      </w:pPr>
+    </w:p>
+    <w:p>
+      <w:pPr>
+        <w:spacing w:line="276" w:lineRule="auto"/>
         <w:jc w:val="center"/>
       </w:pPr>
       <w:r>
@@ -172,13 +176,15 @@
     </w:p>
     <w:p>
       <w:pPr>
-        <w:jc w:val="thaiDistribute"/>
-      </w:pPr>
-    </w:p>
-    <w:p>
-      <w:pPr>
+        <w:spacing w:line="276" w:lineRule="auto"/>
+        <w:jc w:val="left"/>
+      </w:pPr>
+    </w:p>
+    <w:p>
+      <w:pPr>
+        <w:spacing w:line="276" w:lineRule="auto"/>
         <w:ind w:firstLine="288"/>
-        <w:jc w:val="thaiDistribute"/>
+        <w:jc w:val="left"/>
       </w:pPr>
       <w:r>
         <w:rPr>
@@ -191,8 +197,9 @@
     </w:p>
     <w:p>
       <w:pPr>
+        <w:spacing w:line="276" w:lineRule="auto"/>
         <w:ind w:firstLine="288"/>
-        <w:jc w:val="thaiDistribute"/>
+        <w:jc w:val="left"/>
       </w:pPr>
       <w:r>
         <w:rPr>
@@ -205,8 +212,9 @@
     </w:p>
     <w:p>
       <w:pPr>
+        <w:spacing w:line="276" w:lineRule="auto"/>
         <w:ind w:firstLine="288"/>
-        <w:jc w:val="thaiDistribute"/>
+        <w:jc w:val="left"/>
       </w:pPr>
       <w:r>
         <w:rPr>
@@ -219,8 +227,9 @@
     </w:p>
     <w:p>
       <w:pPr>
+        <w:spacing w:line="276" w:lineRule="auto"/>
         <w:ind w:firstLine="288"/>
-        <w:jc w:val="thaiDistribute"/>
+        <w:jc w:val="left"/>
       </w:pPr>
       <w:r>
         <w:rPr>
@@ -233,7 +242,8 @@
     </w:p>
     <w:p>
       <w:pPr>
-        <w:jc w:val="thaiDistribute"/>
+        <w:spacing w:line="276" w:lineRule="auto"/>
+        <w:jc w:val="left"/>
       </w:pPr>
       <w:r>
         <w:rPr>
@@ -246,8 +256,9 @@
     </w:p>
     <w:p>
       <w:pPr>
+        <w:spacing w:line="276" w:lineRule="auto"/>
         <w:ind w:firstLine="288"/>
-        <w:jc w:val="thaiDistribute"/>
+        <w:jc w:val="left"/>
       </w:pPr>
       <w:r>
         <w:rPr>
@@ -260,8 +271,9 @@
     </w:p>
     <w:p>
       <w:pPr>
+        <w:spacing w:line="276" w:lineRule="auto"/>
         <w:ind w:firstLine="288"/>
-        <w:jc w:val="thaiDistribute"/>
+        <w:jc w:val="left"/>
       </w:pPr>
       <w:r>
         <w:rPr>
@@ -274,8 +286,9 @@
     </w:p>
     <w:p>
       <w:pPr>
+        <w:spacing w:line="276" w:lineRule="auto"/>
         <w:ind w:firstLine="288"/>
-        <w:jc w:val="thaiDistribute"/>
+        <w:jc w:val="left"/>
       </w:pPr>
       <w:r>
         <w:rPr>
@@ -321,7 +334,7 @@
           </w:p>
           <w:p>
             <w:pPr>
-              <w:jc w:val="thaiDistribute"/>
+              <w:jc w:val="left"/>
             </w:pPr>
             <w:r>
               <w:rPr>
@@ -334,7 +347,7 @@
           </w:p>
           <w:p>
             <w:pPr>
-              <w:jc w:val="thaiDistribute"/>
+              <w:jc w:val="left"/>
             </w:pPr>
             <w:r>
               <w:rPr>
@@ -347,7 +360,7 @@
           </w:p>
           <w:p>
             <w:pPr>
-              <w:jc w:val="thaiDistribute"/>
+              <w:jc w:val="left"/>
             </w:pPr>
             <w:r>
               <w:rPr>
@@ -360,7 +373,7 @@
           </w:p>
           <w:p>
             <w:pPr>
-              <w:jc w:val="thaiDistribute"/>
+              <w:jc w:val="left"/>
             </w:pPr>
             <w:r>
               <w:rPr>
@@ -376,7 +389,8 @@
     </w:tbl>
     <w:p>
       <w:pPr>
-        <w:jc w:val="thaiDistribute"/>
+        <w:spacing w:line="276" w:lineRule="auto"/>
+        <w:jc w:val="left"/>
       </w:pPr>
       <w:r>
         <w:rPr>
@@ -389,8 +403,9 @@
     </w:p>
     <w:p>
       <w:pPr>
+        <w:spacing w:line="276" w:lineRule="auto"/>
         <w:ind w:firstLine="288"/>
-        <w:jc w:val="thaiDistribute"/>
+        <w:jc w:val="left"/>
       </w:pPr>
       <w:r>
         <w:rPr>
@@ -404,8 +419,9 @@
     </w:p>
     <w:p>
       <w:pPr>
+        <w:spacing w:line="276" w:lineRule="auto"/>
         <w:ind w:firstLine="288"/>
-        <w:jc w:val="thaiDistribute"/>
+        <w:jc w:val="left"/>
       </w:pPr>
       <w:r>
         <w:rPr>
@@ -419,8 +435,9 @@
     </w:p>
     <w:p>
       <w:pPr>
+        <w:spacing w:line="276" w:lineRule="auto"/>
         <w:ind w:firstLine="288"/>
-        <w:jc w:val="thaiDistribute"/>
+        <w:jc w:val="left"/>
       </w:pPr>
       <w:r>
         <w:rPr>
@@ -434,7 +451,8 @@
     </w:p>
     <w:p>
       <w:pPr>
-        <w:jc w:val="thaiDistribute"/>
+        <w:spacing w:line="276" w:lineRule="auto"/>
+        <w:jc w:val="left"/>
       </w:pPr>
       <w:r>
         <w:rPr>
@@ -447,8 +465,9 @@
     </w:p>
     <w:p>
       <w:pPr>
+        <w:spacing w:line="276" w:lineRule="auto"/>
         <w:ind w:firstLine="288"/>
-        <w:jc w:val="thaiDistribute"/>
+        <w:jc w:val="left"/>
       </w:pPr>
       <w:r>
         <w:rPr>
@@ -461,8 +480,9 @@
     </w:p>
     <w:p>
       <w:pPr>
+        <w:spacing w:line="276" w:lineRule="auto"/>
         <w:ind w:firstLine="288"/>
-        <w:jc w:val="thaiDistribute"/>
+        <w:jc w:val="left"/>
       </w:pPr>
       <w:r>
         <w:rPr>
@@ -475,7 +495,8 @@
     </w:p>
     <w:p>
       <w:pPr>
-        <w:jc w:val="thaiDistribute"/>
+        <w:spacing w:line="276" w:lineRule="auto"/>
+        <w:jc w:val="left"/>
       </w:pPr>
       <w:r>
         <w:rPr>
@@ -488,8 +509,9 @@
     </w:p>
     <w:p>
       <w:pPr>
+        <w:spacing w:line="276" w:lineRule="auto"/>
         <w:ind w:firstLine="288"/>
-        <w:jc w:val="thaiDistribute"/>
+        <w:jc w:val="left"/>
       </w:pPr>
       <w:r>
         <w:rPr>
@@ -502,8 +524,9 @@
     </w:p>
     <w:p>
       <w:pPr>
+        <w:spacing w:line="276" w:lineRule="auto"/>
         <w:ind w:firstLine="288"/>
-        <w:jc w:val="thaiDistribute"/>
+        <w:jc w:val="left"/>
       </w:pPr>
       <w:r>
         <w:rPr>
@@ -516,8 +539,9 @@
     </w:p>
     <w:p>
       <w:pPr>
+        <w:spacing w:line="276" w:lineRule="auto"/>
         <w:ind w:firstLine="288"/>
-        <w:jc w:val="thaiDistribute"/>
+        <w:jc w:val="left"/>
       </w:pPr>
       <w:r>
         <w:rPr>
@@ -530,8 +554,9 @@
     </w:p>
     <w:p>
       <w:pPr>
+        <w:spacing w:line="276" w:lineRule="auto"/>
         <w:ind w:firstLine="288"/>
-        <w:jc w:val="thaiDistribute"/>
+        <w:jc w:val="left"/>
       </w:pPr>
       <w:r>
         <w:rPr>
@@ -544,8 +569,9 @@
     </w:p>
     <w:p>
       <w:pPr>
+        <w:spacing w:line="276" w:lineRule="auto"/>
         <w:ind w:firstLine="288"/>
-        <w:jc w:val="thaiDistribute"/>
+        <w:jc w:val="left"/>
       </w:pPr>
       <w:r>
         <w:rPr>
@@ -558,8 +584,9 @@
     </w:p>
     <w:p>
       <w:pPr>
+        <w:spacing w:line="276" w:lineRule="auto"/>
         <w:ind w:firstLine="288"/>
-        <w:jc w:val="thaiDistribute"/>
+        <w:jc w:val="left"/>
       </w:pPr>
       <w:r>
         <w:rPr>
@@ -572,8 +599,9 @@
     </w:p>
     <w:p>
       <w:pPr>
+        <w:spacing w:line="276" w:lineRule="auto"/>
         <w:ind w:firstLine="288"/>
-        <w:jc w:val="thaiDistribute"/>
+        <w:jc w:val="left"/>
       </w:pPr>
       <w:r>
         <w:rPr>
@@ -586,8 +614,9 @@
     </w:p>
     <w:p>
       <w:pPr>
+        <w:spacing w:line="276" w:lineRule="auto"/>
         <w:ind w:firstLine="288"/>
-        <w:jc w:val="thaiDistribute"/>
+        <w:jc w:val="left"/>
       </w:pPr>
       <w:r>
         <w:rPr>
@@ -600,7 +629,8 @@
     </w:p>
     <w:p>
       <w:pPr>
-        <w:jc w:val="thaiDistribute"/>
+        <w:spacing w:line="276" w:lineRule="auto"/>
+        <w:jc w:val="left"/>
       </w:pPr>
       <w:r>
         <w:rPr>
@@ -613,8 +643,9 @@
     </w:p>
     <w:p>
       <w:pPr>
+        <w:spacing w:line="276" w:lineRule="auto"/>
         <w:ind w:firstLine="288"/>
-        <w:jc w:val="thaiDistribute"/>
+        <w:jc w:val="left"/>
       </w:pPr>
       <w:r>
         <w:rPr>
@@ -632,7 +663,7 @@
       <w:r>
         <w:drawing>
           <wp:inline xmlns:a="http://schemas.openxmlformats.org/drawingml/2006/main" xmlns:pic="http://schemas.openxmlformats.org/drawingml/2006/picture">
-            <wp:extent cx="5616000" cy="1996800"/>
+            <wp:extent cx="4752000" cy="3851518"/>
             <wp:docPr id="1" name="Picture 1"/>
             <wp:cNvGraphicFramePr>
               <a:graphicFrameLocks noChangeAspect="1"/>
@@ -653,7 +684,7 @@
                   <pic:spPr>
                     <a:xfrm>
                       <a:off x="0" y="0"/>
-                      <a:ext cx="5616000" cy="1996800"/>
+                      <a:ext cx="4752000" cy="3851518"/>
                     </a:xfrm>
                     <a:prstGeom prst="rect"/>
                   </pic:spPr>
@@ -666,8 +697,9 @@
     </w:p>
     <w:p>
       <w:pPr>
+        <w:spacing w:line="276" w:lineRule="auto"/>
         <w:ind w:firstLine="288"/>
-        <w:jc w:val="thaiDistribute"/>
+        <w:jc w:val="left"/>
       </w:pPr>
       <w:r>
         <w:rPr>
@@ -680,8 +712,9 @@
     </w:p>
     <w:p>
       <w:pPr>
+        <w:spacing w:line="276" w:lineRule="auto"/>
         <w:ind w:firstLine="288"/>
-        <w:jc w:val="thaiDistribute"/>
+        <w:jc w:val="left"/>
       </w:pPr>
       <w:r>
         <w:rPr>
@@ -694,8 +727,9 @@
     </w:p>
     <w:p>
       <w:pPr>
+        <w:spacing w:line="276" w:lineRule="auto"/>
         <w:ind w:firstLine="288"/>
-        <w:jc w:val="thaiDistribute"/>
+        <w:jc w:val="left"/>
       </w:pPr>
       <w:r>
         <w:rPr>
@@ -708,8 +742,9 @@
     </w:p>
     <w:p>
       <w:pPr>
+        <w:spacing w:line="276" w:lineRule="auto"/>
         <w:ind w:firstLine="288"/>
-        <w:jc w:val="thaiDistribute"/>
+        <w:jc w:val="left"/>
       </w:pPr>
       <w:r>
         <w:rPr>
@@ -722,8 +757,9 @@
     </w:p>
     <w:p>
       <w:pPr>
+        <w:spacing w:line="276" w:lineRule="auto"/>
         <w:ind w:firstLine="288"/>
-        <w:jc w:val="thaiDistribute"/>
+        <w:jc w:val="left"/>
       </w:pPr>
       <w:r>
         <w:rPr>
@@ -736,8 +772,9 @@
     </w:p>
     <w:p>
       <w:pPr>
+        <w:spacing w:line="276" w:lineRule="auto"/>
         <w:ind w:firstLine="288"/>
-        <w:jc w:val="thaiDistribute"/>
+        <w:jc w:val="left"/>
       </w:pPr>
       <w:r>
         <w:rPr>
@@ -755,7 +792,7 @@
       <w:r>
         <w:drawing>
           <wp:inline xmlns:a="http://schemas.openxmlformats.org/drawingml/2006/main" xmlns:pic="http://schemas.openxmlformats.org/drawingml/2006/picture">
-            <wp:extent cx="5616000" cy="1996800"/>
+            <wp:extent cx="4752000" cy="3527119"/>
             <wp:docPr id="2" name="Picture 2"/>
             <wp:cNvGraphicFramePr>
               <a:graphicFrameLocks noChangeAspect="1"/>
@@ -776,7 +813,7 @@
                   <pic:spPr>
                     <a:xfrm>
                       <a:off x="0" y="0"/>
-                      <a:ext cx="5616000" cy="1996800"/>
+                      <a:ext cx="4752000" cy="3527119"/>
                     </a:xfrm>
                     <a:prstGeom prst="rect"/>
                   </pic:spPr>
@@ -789,8 +826,9 @@
     </w:p>
     <w:p>
       <w:pPr>
+        <w:spacing w:line="276" w:lineRule="auto"/>
         <w:ind w:firstLine="288"/>
-        <w:jc w:val="thaiDistribute"/>
+        <w:jc w:val="left"/>
       </w:pPr>
       <w:r>
         <w:rPr>
@@ -803,8 +841,9 @@
     </w:p>
     <w:p>
       <w:pPr>
+        <w:spacing w:line="276" w:lineRule="auto"/>
         <w:ind w:firstLine="288"/>
-        <w:jc w:val="thaiDistribute"/>
+        <w:jc w:val="left"/>
       </w:pPr>
       <w:r>
         <w:rPr>
@@ -817,8 +856,9 @@
     </w:p>
     <w:p>
       <w:pPr>
+        <w:spacing w:line="276" w:lineRule="auto"/>
         <w:ind w:firstLine="288"/>
-        <w:jc w:val="thaiDistribute"/>
+        <w:jc w:val="left"/>
       </w:pPr>
       <w:r>
         <w:rPr>
@@ -831,8 +871,9 @@
     </w:p>
     <w:p>
       <w:pPr>
+        <w:spacing w:line="276" w:lineRule="auto"/>
         <w:ind w:firstLine="288"/>
-        <w:jc w:val="thaiDistribute"/>
+        <w:jc w:val="left"/>
       </w:pPr>
       <w:r>
         <w:rPr>
@@ -845,8 +886,9 @@
     </w:p>
     <w:p>
       <w:pPr>
+        <w:spacing w:line="276" w:lineRule="auto"/>
         <w:ind w:firstLine="288"/>
-        <w:jc w:val="thaiDistribute"/>
+        <w:jc w:val="left"/>
       </w:pPr>
       <w:r>
         <w:rPr>
@@ -859,8 +901,9 @@
     </w:p>
     <w:p>
       <w:pPr>
+        <w:spacing w:line="276" w:lineRule="auto"/>
         <w:ind w:firstLine="288"/>
-        <w:jc w:val="thaiDistribute"/>
+        <w:jc w:val="left"/>
       </w:pPr>
       <w:r>
         <w:rPr>
@@ -873,8 +916,9 @@
     </w:p>
     <w:p>
       <w:pPr>
+        <w:spacing w:line="276" w:lineRule="auto"/>
         <w:ind w:firstLine="288"/>
-        <w:jc w:val="thaiDistribute"/>
+        <w:jc w:val="left"/>
       </w:pPr>
       <w:r>
         <w:rPr>
@@ -887,8 +931,9 @@
     </w:p>
     <w:p>
       <w:pPr>
+        <w:spacing w:line="276" w:lineRule="auto"/>
         <w:ind w:firstLine="288"/>
-        <w:jc w:val="thaiDistribute"/>
+        <w:jc w:val="left"/>
       </w:pPr>
       <w:r>
         <w:rPr>
@@ -901,8 +946,9 @@
     </w:p>
     <w:p>
       <w:pPr>
+        <w:spacing w:line="276" w:lineRule="auto"/>
         <w:ind w:firstLine="288"/>
-        <w:jc w:val="thaiDistribute"/>
+        <w:jc w:val="left"/>
       </w:pPr>
       <w:r>
         <w:rPr>
@@ -915,8 +961,9 @@
     </w:p>
     <w:p>
       <w:pPr>
+        <w:spacing w:line="276" w:lineRule="auto"/>
         <w:ind w:firstLine="288"/>
-        <w:jc w:val="thaiDistribute"/>
+        <w:jc w:val="left"/>
       </w:pPr>
       <w:r>
         <w:rPr>
@@ -929,8 +976,9 @@
     </w:p>
     <w:p>
       <w:pPr>
+        <w:spacing w:line="276" w:lineRule="auto"/>
         <w:ind w:firstLine="288"/>
-        <w:jc w:val="thaiDistribute"/>
+        <w:jc w:val="left"/>
       </w:pPr>
       <w:r>
         <w:rPr>
@@ -943,8 +991,9 @@
     </w:p>
     <w:p>
       <w:pPr>
+        <w:spacing w:line="276" w:lineRule="auto"/>
         <w:ind w:firstLine="288"/>
-        <w:jc w:val="thaiDistribute"/>
+        <w:jc w:val="left"/>
       </w:pPr>
       <w:r>
         <w:rPr>
@@ -957,7 +1006,8 @@
     </w:p>
     <w:p>
       <w:pPr>
-        <w:jc w:val="thaiDistribute"/>
+        <w:spacing w:line="276" w:lineRule="auto"/>
+        <w:jc w:val="left"/>
       </w:pPr>
       <w:r>
         <w:rPr>
@@ -970,8 +1020,9 @@
     </w:p>
     <w:p>
       <w:pPr>
+        <w:spacing w:line="276" w:lineRule="auto"/>
         <w:ind w:firstLine="288"/>
-        <w:jc w:val="thaiDistribute"/>
+        <w:jc w:val="left"/>
       </w:pPr>
       <w:r>
         <w:rPr>
@@ -984,8 +1035,9 @@
     </w:p>
     <w:p>
       <w:pPr>
+        <w:spacing w:line="276" w:lineRule="auto"/>
         <w:ind w:firstLine="288"/>
-        <w:jc w:val="thaiDistribute"/>
+        <w:jc w:val="left"/>
       </w:pPr>
       <w:r>
         <w:rPr>
@@ -1380,8 +1432,9 @@
     </w:tbl>
     <w:p>
       <w:pPr>
+        <w:spacing w:line="276" w:lineRule="auto"/>
         <w:ind w:firstLine="288"/>
-        <w:jc w:val="thaiDistribute"/>
+        <w:jc w:val="left"/>
       </w:pPr>
       <w:r>
         <w:rPr>
@@ -1394,8 +1447,9 @@
     </w:p>
     <w:p>
       <w:pPr>
+        <w:spacing w:line="276" w:lineRule="auto"/>
         <w:ind w:firstLine="288"/>
-        <w:jc w:val="thaiDistribute"/>
+        <w:jc w:val="left"/>
       </w:pPr>
       <w:r>
         <w:rPr>
@@ -2012,8 +2066,9 @@
     </w:tbl>
     <w:p>
       <w:pPr>
+        <w:spacing w:line="276" w:lineRule="auto"/>
         <w:ind w:firstLine="288"/>
-        <w:jc w:val="thaiDistribute"/>
+        <w:jc w:val="left"/>
       </w:pPr>
       <w:r>
         <w:rPr>
@@ -2026,8 +2081,9 @@
     </w:p>
     <w:p>
       <w:pPr>
+        <w:spacing w:line="276" w:lineRule="auto"/>
         <w:ind w:firstLine="288"/>
-        <w:jc w:val="thaiDistribute"/>
+        <w:jc w:val="left"/>
       </w:pPr>
       <w:r>
         <w:rPr>
@@ -2040,8 +2096,9 @@
     </w:p>
     <w:p>
       <w:pPr>
+        <w:spacing w:line="276" w:lineRule="auto"/>
         <w:ind w:firstLine="288"/>
-        <w:jc w:val="thaiDistribute"/>
+        <w:jc w:val="left"/>
       </w:pPr>
       <w:r>
         <w:rPr>
@@ -2054,8 +2111,9 @@
     </w:p>
     <w:p>
       <w:pPr>
+        <w:spacing w:line="276" w:lineRule="auto"/>
         <w:ind w:firstLine="288"/>
-        <w:jc w:val="thaiDistribute"/>
+        <w:jc w:val="left"/>
       </w:pPr>
       <w:r>
         <w:rPr>
@@ -2068,8 +2126,9 @@
     </w:p>
     <w:p>
       <w:pPr>
+        <w:spacing w:line="276" w:lineRule="auto"/>
         <w:ind w:firstLine="288"/>
-        <w:jc w:val="thaiDistribute"/>
+        <w:jc w:val="left"/>
       </w:pPr>
       <w:r>
         <w:rPr>
@@ -2082,8 +2141,9 @@
     </w:p>
     <w:p>
       <w:pPr>
+        <w:spacing w:line="276" w:lineRule="auto"/>
         <w:ind w:firstLine="288"/>
-        <w:jc w:val="thaiDistribute"/>
+        <w:jc w:val="left"/>
       </w:pPr>
       <w:r>
         <w:rPr>
@@ -2101,7 +2161,7 @@
       <w:r>
         <w:drawing>
           <wp:inline xmlns:a="http://schemas.openxmlformats.org/drawingml/2006/main" xmlns:pic="http://schemas.openxmlformats.org/drawingml/2006/picture">
-            <wp:extent cx="5616000" cy="1996800"/>
+            <wp:extent cx="4752000" cy="3527119"/>
             <wp:docPr id="3" name="Picture 3"/>
             <wp:cNvGraphicFramePr>
               <a:graphicFrameLocks noChangeAspect="1"/>
@@ -2122,7 +2182,7 @@
                   <pic:spPr>
                     <a:xfrm>
                       <a:off x="0" y="0"/>
-                      <a:ext cx="5616000" cy="1996800"/>
+                      <a:ext cx="4752000" cy="3527119"/>
                     </a:xfrm>
                     <a:prstGeom prst="rect"/>
                   </pic:spPr>
@@ -2135,7 +2195,8 @@
     </w:p>
     <w:p>
       <w:pPr>
-        <w:jc w:val="thaiDistribute"/>
+        <w:spacing w:line="276" w:lineRule="auto"/>
+        <w:jc w:val="left"/>
       </w:pPr>
       <w:r>
         <w:rPr>
@@ -3456,8 +3517,9 @@
     </w:tbl>
     <w:p>
       <w:pPr>
+        <w:spacing w:line="276" w:lineRule="auto"/>
         <w:ind w:firstLine="288"/>
-        <w:jc w:val="thaiDistribute"/>
+        <w:jc w:val="left"/>
       </w:pPr>
       <w:r>
         <w:rPr>
@@ -3470,7 +3532,8 @@
     </w:p>
     <w:p>
       <w:pPr>
-        <w:jc w:val="thaiDistribute"/>
+        <w:spacing w:line="276" w:lineRule="auto"/>
+        <w:jc w:val="left"/>
       </w:pPr>
       <w:r>
         <w:rPr>
@@ -3483,8 +3546,9 @@
     </w:p>
     <w:p>
       <w:pPr>
+        <w:spacing w:line="276" w:lineRule="auto"/>
         <w:ind w:firstLine="288"/>
-        <w:jc w:val="thaiDistribute"/>
+        <w:jc w:val="left"/>
       </w:pPr>
       <w:r>
         <w:rPr>
@@ -3497,8 +3561,9 @@
     </w:p>
     <w:p>
       <w:pPr>
+        <w:spacing w:line="276" w:lineRule="auto"/>
         <w:ind w:firstLine="288"/>
-        <w:jc w:val="thaiDistribute"/>
+        <w:jc w:val="left"/>
       </w:pPr>
       <w:r>
         <w:rPr>
@@ -3511,8 +3576,9 @@
     </w:p>
     <w:p>
       <w:pPr>
+        <w:spacing w:line="276" w:lineRule="auto"/>
         <w:ind w:firstLine="288"/>
-        <w:jc w:val="thaiDistribute"/>
+        <w:jc w:val="left"/>
       </w:pPr>
       <w:r>
         <w:rPr>
@@ -3525,8 +3591,9 @@
     </w:p>
     <w:p>
       <w:pPr>
+        <w:spacing w:line="276" w:lineRule="auto"/>
         <w:ind w:firstLine="288"/>
-        <w:jc w:val="thaiDistribute"/>
+        <w:jc w:val="left"/>
       </w:pPr>
       <w:r>
         <w:rPr>
@@ -3539,8 +3606,9 @@
     </w:p>
     <w:p>
       <w:pPr>
+        <w:spacing w:line="276" w:lineRule="auto"/>
         <w:ind w:firstLine="288"/>
-        <w:jc w:val="thaiDistribute"/>
+        <w:jc w:val="left"/>
       </w:pPr>
       <w:r>
         <w:rPr>
@@ -3553,8 +3621,9 @@
     </w:p>
     <w:p>
       <w:pPr>
+        <w:spacing w:line="276" w:lineRule="auto"/>
         <w:ind w:firstLine="288"/>
-        <w:jc w:val="thaiDistribute"/>
+        <w:jc w:val="left"/>
       </w:pPr>
       <w:r>
         <w:rPr>
@@ -3567,8 +3636,9 @@
     </w:p>
     <w:p>
       <w:pPr>
+        <w:spacing w:line="276" w:lineRule="auto"/>
         <w:ind w:firstLine="288"/>
-        <w:jc w:val="thaiDistribute"/>
+        <w:jc w:val="left"/>
       </w:pPr>
       <w:r>
         <w:rPr>
@@ -3581,7 +3651,8 @@
     </w:p>
     <w:p>
       <w:pPr>
-        <w:jc w:val="thaiDistribute"/>
+        <w:spacing w:line="276" w:lineRule="auto"/>
+        <w:jc w:val="left"/>
       </w:pPr>
       <w:r>
         <w:rPr>
@@ -3594,8 +3665,9 @@
     </w:p>
     <w:p>
       <w:pPr>
+        <w:spacing w:line="276" w:lineRule="auto"/>
         <w:ind w:firstLine="288"/>
-        <w:jc w:val="thaiDistribute"/>
+        <w:jc w:val="left"/>
       </w:pPr>
       <w:r>
         <w:rPr>
@@ -3608,8 +3680,9 @@
     </w:p>
     <w:p>
       <w:pPr>
+        <w:spacing w:line="276" w:lineRule="auto"/>
         <w:ind w:firstLine="288"/>
-        <w:jc w:val="thaiDistribute"/>
+        <w:jc w:val="left"/>
       </w:pPr>
       <w:r>
         <w:rPr>
@@ -3782,8 +3855,9 @@
     </w:tbl>
     <w:p>
       <w:pPr>
+        <w:spacing w:line="276" w:lineRule="auto"/>
         <w:ind w:firstLine="288"/>
-        <w:jc w:val="thaiDistribute"/>
+        <w:jc w:val="left"/>
       </w:pPr>
       <w:r>
         <w:rPr>
@@ -3796,8 +3870,9 @@
     </w:p>
     <w:p>
       <w:pPr>
+        <w:spacing w:line="276" w:lineRule="auto"/>
         <w:ind w:firstLine="288"/>
-        <w:jc w:val="thaiDistribute"/>
+        <w:jc w:val="left"/>
       </w:pPr>
       <w:r>
         <w:rPr>
@@ -3810,8 +3885,9 @@
     </w:p>
     <w:p>
       <w:pPr>
+        <w:spacing w:line="276" w:lineRule="auto"/>
         <w:ind w:firstLine="288"/>
-        <w:jc w:val="thaiDistribute"/>
+        <w:jc w:val="left"/>
       </w:pPr>
       <w:r>
         <w:rPr>
@@ -3824,8 +3900,9 @@
     </w:p>
     <w:p>
       <w:pPr>
+        <w:spacing w:line="276" w:lineRule="auto"/>
         <w:ind w:firstLine="288"/>
-        <w:jc w:val="thaiDistribute"/>
+        <w:jc w:val="left"/>
       </w:pPr>
       <w:r>
         <w:rPr>
@@ -3838,8 +3915,9 @@
     </w:p>
     <w:p>
       <w:pPr>
+        <w:spacing w:line="276" w:lineRule="auto"/>
         <w:ind w:firstLine="288"/>
-        <w:jc w:val="thaiDistribute"/>
+        <w:jc w:val="left"/>
       </w:pPr>
       <w:r>
         <w:rPr>
@@ -3852,8 +3930,9 @@
     </w:p>
     <w:p>
       <w:pPr>
+        <w:spacing w:line="276" w:lineRule="auto"/>
         <w:ind w:firstLine="288"/>
-        <w:jc w:val="thaiDistribute"/>
+        <w:jc w:val="left"/>
       </w:pPr>
       <w:r>
         <w:rPr>
@@ -3866,8 +3945,9 @@
     </w:p>
     <w:p>
       <w:pPr>
+        <w:spacing w:line="276" w:lineRule="auto"/>
         <w:ind w:firstLine="288"/>
-        <w:jc w:val="thaiDistribute"/>
+        <w:jc w:val="left"/>
       </w:pPr>
       <w:r>
         <w:rPr>
@@ -3880,7 +3960,8 @@
     </w:p>
     <w:p>
       <w:pPr>
-        <w:jc w:val="thaiDistribute"/>
+        <w:spacing w:line="276" w:lineRule="auto"/>
+        <w:jc w:val="left"/>
       </w:pPr>
       <w:r>
         <w:rPr>
@@ -3893,9 +3974,9 @@
     </w:p>
     <w:p>
       <w:pPr>
-        <w:spacing w:after="120"/>
+        <w:spacing w:line="276" w:lineRule="auto" w:after="120"/>
         <w:ind w:firstLine="288"/>
-        <w:jc w:val="thaiDistribute"/>
+        <w:jc w:val="left"/>
       </w:pPr>
       <w:r>
         <w:rPr>
@@ -3908,9 +3989,9 @@
     </w:p>
     <w:p>
       <w:pPr>
-        <w:spacing w:after="120"/>
+        <w:spacing w:line="276" w:lineRule="auto" w:after="120"/>
         <w:ind w:firstLine="288"/>
-        <w:jc w:val="thaiDistribute"/>
+        <w:jc w:val="left"/>
       </w:pPr>
       <w:r>
         <w:rPr>
@@ -3923,9 +4004,9 @@
     </w:p>
     <w:p>
       <w:pPr>
-        <w:spacing w:after="120"/>
+        <w:spacing w:line="276" w:lineRule="auto" w:after="120"/>
         <w:ind w:firstLine="288"/>
-        <w:jc w:val="thaiDistribute"/>
+        <w:jc w:val="left"/>
       </w:pPr>
       <w:r>
         <w:rPr>
@@ -3938,9 +4019,9 @@
     </w:p>
     <w:p>
       <w:pPr>
-        <w:spacing w:after="120"/>
+        <w:spacing w:line="276" w:lineRule="auto" w:after="120"/>
         <w:ind w:firstLine="288"/>
-        <w:jc w:val="thaiDistribute"/>
+        <w:jc w:val="left"/>
       </w:pPr>
       <w:r>
         <w:rPr>
@@ -3953,9 +4034,9 @@
     </w:p>
     <w:p>
       <w:pPr>
-        <w:spacing w:after="120"/>
+        <w:spacing w:line="276" w:lineRule="auto" w:after="120"/>
         <w:ind w:firstLine="288"/>
-        <w:jc w:val="thaiDistribute"/>
+        <w:jc w:val="left"/>
       </w:pPr>
       <w:r>
         <w:rPr>
@@ -3968,9 +4049,9 @@
     </w:p>
     <w:p>
       <w:pPr>
-        <w:spacing w:after="120"/>
+        <w:spacing w:line="276" w:lineRule="auto" w:after="120"/>
         <w:ind w:firstLine="288"/>
-        <w:jc w:val="thaiDistribute"/>
+        <w:jc w:val="left"/>
       </w:pPr>
       <w:r>
         <w:rPr>
@@ -3983,9 +4064,9 @@
     </w:p>
     <w:p>
       <w:pPr>
-        <w:spacing w:after="120"/>
+        <w:spacing w:line="276" w:lineRule="auto" w:after="120"/>
         <w:ind w:firstLine="288"/>
-        <w:jc w:val="thaiDistribute"/>
+        <w:jc w:val="left"/>
       </w:pPr>
       <w:r>
         <w:rPr>
@@ -3998,9 +4079,9 @@
     </w:p>
     <w:p>
       <w:pPr>
-        <w:spacing w:after="120"/>
+        <w:spacing w:line="276" w:lineRule="auto" w:after="120"/>
         <w:ind w:firstLine="288"/>
-        <w:jc w:val="thaiDistribute"/>
+        <w:jc w:val="left"/>
       </w:pPr>
       <w:r>
         <w:rPr>
@@ -4013,9 +4094,9 @@
     </w:p>
     <w:p>
       <w:pPr>
-        <w:spacing w:after="120"/>
+        <w:spacing w:line="276" w:lineRule="auto" w:after="120"/>
         <w:ind w:firstLine="288"/>
-        <w:jc w:val="thaiDistribute"/>
+        <w:jc w:val="left"/>
       </w:pPr>
       <w:r>
         <w:rPr>
@@ -4028,9 +4109,9 @@
     </w:p>
     <w:p>
       <w:pPr>
-        <w:spacing w:after="120"/>
+        <w:spacing w:line="276" w:lineRule="auto" w:after="120"/>
         <w:ind w:firstLine="288"/>
-        <w:jc w:val="thaiDistribute"/>
+        <w:jc w:val="left"/>
       </w:pPr>
       <w:r>
         <w:rPr>
@@ -4043,9 +4124,9 @@
     </w:p>
     <w:p>
       <w:pPr>
-        <w:spacing w:after="120"/>
+        <w:spacing w:line="276" w:lineRule="auto" w:after="120"/>
         <w:ind w:firstLine="288"/>
-        <w:jc w:val="thaiDistribute"/>
+        <w:jc w:val="left"/>
       </w:pPr>
       <w:r>
         <w:rPr>
@@ -4058,9 +4139,9 @@
     </w:p>
     <w:p>
       <w:pPr>
-        <w:spacing w:after="120"/>
+        <w:spacing w:line="276" w:lineRule="auto" w:after="120"/>
         <w:ind w:firstLine="288"/>
-        <w:jc w:val="thaiDistribute"/>
+        <w:jc w:val="left"/>
       </w:pPr>
       <w:r>
         <w:rPr>
@@ -4073,9 +4154,9 @@
     </w:p>
     <w:p>
       <w:pPr>
-        <w:spacing w:after="120"/>
+        <w:spacing w:line="276" w:lineRule="auto" w:after="120"/>
         <w:ind w:firstLine="288"/>
-        <w:jc w:val="thaiDistribute"/>
+        <w:jc w:val="left"/>
       </w:pPr>
       <w:r>
         <w:rPr>
@@ -4088,9 +4169,9 @@
     </w:p>
     <w:p>
       <w:pPr>
-        <w:spacing w:after="120"/>
+        <w:spacing w:line="276" w:lineRule="auto" w:after="120"/>
         <w:ind w:firstLine="288"/>
-        <w:jc w:val="thaiDistribute"/>
+        <w:jc w:val="left"/>
       </w:pPr>
       <w:r>
         <w:rPr>
@@ -4103,9 +4184,9 @@
     </w:p>
     <w:p>
       <w:pPr>
-        <w:spacing w:after="120"/>
+        <w:spacing w:line="276" w:lineRule="auto" w:after="120"/>
         <w:ind w:firstLine="288"/>
-        <w:jc w:val="thaiDistribute"/>
+        <w:jc w:val="left"/>
       </w:pPr>
       <w:r>
         <w:rPr>
@@ -4118,9 +4199,9 @@
     </w:p>
     <w:p>
       <w:pPr>
-        <w:spacing w:after="120"/>
+        <w:spacing w:line="276" w:lineRule="auto" w:after="120"/>
         <w:ind w:firstLine="288"/>
-        <w:jc w:val="thaiDistribute"/>
+        <w:jc w:val="left"/>
       </w:pPr>
       <w:r>
         <w:rPr>
@@ -4191,7 +4272,7 @@
         <w:rFonts w:ascii="TH SarabunPSK" w:hAnsi="TH SarabunPSK" w:eastAsia="TH SarabunPSK" w:cs="TH SarabunPSK"/>
         <w:sz w:val="28"/>
       </w:rPr>
-      <w:fldChar w:fldCharType="end"/>
+      <w:fldChar w:fldCharType="separate"/>
     </w:r>
     <w:r>
       <w:rPr>
@@ -4199,6 +4280,13 @@
         <w:sz w:val="28"/>
       </w:rPr>
       <w:t xml:space="preserve">1</w:t>
+    </w:r>
+    <w:r>
+      <w:rPr>
+        <w:rFonts w:ascii="TH SarabunPSK" w:hAnsi="TH SarabunPSK" w:eastAsia="TH SarabunPSK" w:cs="TH SarabunPSK"/>
+        <w:sz w:val="28"/>
+      </w:rPr>
+      <w:fldChar w:fldCharType="end"/>
     </w:r>
   </w:p>
 </w:ftr>

--- a/docs/VitroVision_Proposal_YSC.docx
+++ b/docs/VitroVision_Proposal_YSC.docx
@@ -207,7 +207,7 @@
           <w:b w:val="0"/>
           <w:sz w:val="32"/>
         </w:rPr>
-        <w:t>โครงงานนี้จึงมุ่งพัฒนาและประเมินระบบวิเคราะห์การเจริญเติบโตของพืชเพาะเลี้ยงเนื้อเยื่อแบบไม่ทำลายผ่านขวดแก้วปิดด้วยคอมพิวเตอร์วิทัศน์ โดยเป็นงานต่อเนื่องที่เริ่มดำเนินการแล้วและจะแล้วเสร็จภายในปีนี้ งานที่เริ่มไปแล้วประกอบด้วย (1) การทบทวนวรรณกรรมด้านการแบ่งส่วนภาพสำหรับงานเพาะเลี้ยงเนื้อเยื่อและแบบจำลองพื้นฐาน (2) การสร้างชุดข้อมูลภาพถ่ายจริงผ่านขวดแก้ว 100 ขวด พร้อมค่าอ้างอิงจากผู้ประเมิน และ (3) การทดลองนำร่องด้วยแบบจำลอง Segment Anything Model 3 (SAM3) แบบ zero-shot ผลเบื้องต้นชี้ความเป็นไปได้ของแนวทาง โดยค่าลักษณะที่วัดจากภาพสอดคล้องกับการวัดด้วยมือ (สหสัมพันธ์ของความสูง r = 0.638 ดีกว่า classical 0.498 และ YOLO-COCO 0.133) และเกณฑ์ความสูงของต้นสอดคล้องกับการประเมินของผู้เชี่ยวชาญในเบื้องต้น (accuracy 0.755, sensitivity 0.917) ทั้งนี้ผลดังกล่าวยังเป็นเพียงผลนำร่อง ต้องยืนยันด้วยการประเมินที่เข้มข้นขึ้น</w:t>
+        <w:t>โครงงานนี้จึงมุ่งพัฒนาและประเมินระบบวิเคราะห์การเจริญเติบโตของพืชเพาะเลี้ยงเนื้อเยื่อแบบไม่ทำลายผ่านขวดแก้วปิดด้วยคอมพิวเตอร์วิทัศน์ โดยเป็นงานต่อเนื่องที่เริ่มดำเนินการแล้วและจะแล้วเสร็จภายในปีนี้ งานที่เริ่มไปแล้วประกอบด้วย (1) การทบทวนวรรณกรรมด้านการแบ่งส่วนภาพสำหรับงานเพาะเลี้ยงเนื้อเยื่อและแบบจำลองพื้นฐาน (2) การสร้างชุดข้อมูลภาพถ่ายจริงผ่านขวดแก้ว 100 ขวด พร้อมค่าอ้างอิงจากผู้ประเมิน และ (3) การทดลองนำร่องด้วยแบบจำลอง Segment Anything Model 3 (SAM3) แบบ zero-shot ผลเบื้องต้นชี้ความเป็นไปได้ของแนวทาง โดยค่าลักษณะที่วัดจากภาพสอดคล้องกับการวัดด้วยมือ (สหสัมพันธ์ของความสูง r = 0.638 ดีกว่า classical 0.498 และ YOLO-COCO 0.133) และเกณฑ์ความสูงของต้นสอดคล้องกับการประเมินของผู้เชี่ยวชาญในเบื้องต้น (accuracy 0.755, sensitivity 0.917) ทั้งนี้ผลดังกล่าวยังเป็นเพียงผลนำร่องของแบบจำลอง SAM3 ต้องยืนยันด้วยการประเมินที่เข้มข้นขึ้น และเมื่อฝึกโมเดล U-Net ขนาดเล็กเพื่อใช้งานจริง ผลการแบ่งส่วนดีแต่การจัดกลุ่มความพร้อมด้วยค่าลักษณะสองมิติยังจำกัด ซึ่งชี้ว่าจำเป็นต้องเสริมข้อมูลสามมิติ</w:t>
       </w:r>
     </w:p>
     <w:p>
@@ -490,7 +490,7 @@
           <w:b w:val="0"/>
           <w:sz w:val="32"/>
         </w:rPr>
-        <w:t>H2 (ด้านการประยุกต์): ชุด feature เชิงปริมาณที่คำนวณจาก mask โดยเฉพาะความสูงของต้น (height_proxy) สามารถจัดกลุ่มความพร้อมอนุบาล (ยังไม่พร้อม / พร้อมอนุบาล) ได้ถูกต้องไม่ต่ำกว่าร้อยละ 70 เทียบกับการประเมินของนักวิทยาศาสตร์ในห้องปฏิบัติการ โดยมีความไว (sensitivity) ไม่ต่ำกว่า 0.6 สำหรับกลุ่มพร้อมอนุบาล ผลนำร่องเบื้องต้นชี้ทิศทางสอดคล้อง (accuracy 0.755, sensitivity 0.917) และยังต้องยืนยันเพิ่มเติม</w:t>
+        <w:t>H2 (ด้านการประยุกต์): ชุด feature เชิงปริมาณที่คำนวณจาก mask โดยเฉพาะความสูงของต้น (height_proxy) สามารถจัดกลุ่มความพร้อมอนุบาล (ยังไม่พร้อม / พร้อมอนุบาล) ได้ถูกต้องไม่ต่ำกว่าร้อยละ 70 เทียบกับการประเมินของนักวิทยาศาสตร์ในห้องปฏิบัติการ โดยมีความไว (sensitivity) ไม่ต่ำกว่า 0.6 สำหรับกลุ่มพร้อมอนุบาล ผลนำร่องเบื้องต้นของ SAM3 ชี้ทิศทางสอดคล้อง (accuracy 0.755, sensitivity 0.917) และยังต้องยืนยันเพิ่มเติม</w:t>
       </w:r>
     </w:p>
     <w:p>
@@ -926,7 +926,7 @@
           <w:b w:val="0"/>
           <w:sz w:val="32"/>
         </w:rPr>
-        <w:t>ระบบคำนวณ feature เชิงปริมาณ 6 กลุ่มจาก mask ได้แก่ โครงสร้าง (coverage_ratio, height_proxy, hull_ratio) อวัยวะ (leaf_count, shoot_count, root_count) ความซับซ้อน (compactness) สี (green_pct, yellow_ratio, brown_ratio) คุณภาพภาพ (glare_score, condensation_score) และการตัดสินใจ (verdict, confidence) เกณฑ์การจัดกลุ่มใช้ rule-based algorithm ที่อธิบายได้ โดยต้นที่มี height_proxy ตั้งแต่ 0.275 จัดเป็น พร้อมอนุบาล ต่ำกว่านั้นจัดเป็น ยังไม่พร้อม (อ้างอิงจากผลนำร่องที่พบว่าความสูงเป็นตัวชี้วัดที่สอดคล้องกับผู้เชี่ยวชาญมากกว่าความแน่นของทรงพุ่ม) ภาพที่ประมวลผลไม่ชัดถูกทำเครื่องหมาย ตรวจเอง เพื่อส่งให้มนุษย์ตรวจ</w:t>
+        <w:t>ระบบคำนวณ feature เชิงปริมาณ 6 กลุ่มจาก mask ได้แก่ โครงสร้าง (coverage_ratio, height_proxy, hull_ratio) อวัยวะ (leaf_count, shoot_count, root_count) ความซับซ้อน (compactness) สี (green_pct, yellow_ratio, brown_ratio) คุณภาพภาพ (glare_score, condensation_score) และการตัดสินใจ (verdict, confidence) เกณฑ์การจัดกลุ่มใช้ rule-based algorithm ที่อธิบายได้ สำหรับแบบจำลอง SAM3 ต้นที่มี height_proxy ตั้งแต่ 0.275 จัดเป็น พร้อมอนุบาล ต่ำกว่านั้นจัดเป็น ยังไม่พร้อม (อ้างอิงจากผลนำร่องที่พบว่าความสูงเป็นตัวชี้วัดที่สอดคล้องกับผู้เชี่ยวชาญมากกว่าความแน่นของทรงพุ่ม) ส่วนแบบจำลอง U-Net ที่กลั่นมาใช้ในงานจริง เกณฑ์ความพร้อมถูกปรับเป็น height_proxy ตั้งแต่ 0.20 ซึ่งให้สมดุลของความไวและความจำเพาะที่ดีกว่า ภาพที่ประมวลผลไม่ชัดถูกทำเครื่องหมาย ตรวจเอง เพื่อส่งให้มนุษย์ตรวจ</w:t>
       </w:r>
     </w:p>
     <w:p>
